--- a/docs/admin/app_development_manual_for_hospital_staff.docx
+++ b/docs/admin/app_development_manual_for_hospital_staff.docx
@@ -15985,25 +15985,48 @@
           <w:sz w:val="36"/>
           <w:szCs w:val="36"/>
         </w:rPr>
-        <w:t xml:space="preserve">付録A: ベッドコントロールシミュレーター開発史</w:t>
-      </w:r>
-    </w:p>
-    <w:p>
-      <w:pPr>
-        <w:pStyle w:val="Heading2"/>
-        <w:spacing w:after="120" w:before="360"/>
-      </w:pPr>
-      <w:r>
-        <w:rPr>
-          <w:rFonts w:ascii="Hiragino Sans W6" w:cs="Hiragino Sans W6" w:eastAsia="Hiragino Sans W6" w:hAnsi="Hiragino Sans W6"/>
-          <w:b w:val="false"/>
-          <w:bCs w:val="false"/>
-          <w:i w:val="false"/>
-          <w:iCs w:val="false"/>
-          <w:sz w:val="28"/>
-          <w:szCs w:val="28"/>
-        </w:rPr>
-        <w:t xml:space="preserve">タイムライン</w:t>
+        <w:t xml:space="preserve">付録A: ベッドコントロールシミュレーターで使っている技術</w:t>
+      </w:r>
+    </w:p>
+    <w:p>
+      <w:pPr>
+        <w:spacing w:after="80" w:before="80"/>
+      </w:pPr>
+      <w:r>
+        <w:rPr>
+          <w:rFonts w:ascii="Hiragino Sans W3" w:cs="Hiragino Sans W3" w:eastAsia="Hiragino Sans W3" w:hAnsi="Hiragino Sans W3"/>
+          <w:b w:val="false"/>
+          <w:bCs w:val="false"/>
+          <w:i w:val="false"/>
+          <w:iCs w:val="false"/>
+          <w:sz w:val="22"/>
+          <w:szCs w:val="22"/>
+        </w:rPr>
+        <w:t xml:space="preserve">本マニュアルで紹介した考え方を実際に使って作られたのが、当院のベッドコントロールシミュレーターです。使っている技術スタックを参考に載せておきます。すべて</w:t>
+      </w:r>
+      <w:r>
+        <w:rPr>
+          <w:rFonts w:ascii="Hiragino Sans W3" w:cs="Hiragino Sans W3" w:eastAsia="Hiragino Sans W3" w:hAnsi="Hiragino Sans W3"/>
+          <w:b/>
+          <w:bCs/>
+          <w:i w:val="false"/>
+          <w:iCs w:val="false"/>
+          <w:sz w:val="22"/>
+          <w:szCs w:val="22"/>
+        </w:rPr>
+        <w:t xml:space="preserve">無料</w:t>
+      </w:r>
+      <w:r>
+        <w:rPr>
+          <w:rFonts w:ascii="Hiragino Sans W3" w:cs="Hiragino Sans W3" w:eastAsia="Hiragino Sans W3" w:hAnsi="Hiragino Sans W3"/>
+          <w:b w:val="false"/>
+          <w:bCs w:val="false"/>
+          <w:i w:val="false"/>
+          <w:iCs w:val="false"/>
+          <w:sz w:val="22"/>
+          <w:szCs w:val="22"/>
+        </w:rPr>
+        <w:t xml:space="preserve">で揃います。</w:t>
       </w:r>
     </w:p>
     <w:tbl>
@@ -16019,9 +16042,8 @@
         </w:tblBorders>
       </w:tblPr>
       <w:tblGrid>
-        <w:gridCol w:w="3008"/>
-        <w:gridCol w:w="3008"/>
-        <w:gridCol w:w="3008"/>
+        <w:gridCol w:w="4513"/>
+        <w:gridCol w:w="4513"/>
       </w:tblGrid>
       <w:tr>
         <w:trPr>
@@ -16029,7 +16051,7 @@
         </w:trPr>
         <w:tc>
           <w:tcPr>
-            <w:tcW w:type="dxa" w:w="3008"/>
+            <w:tcW w:type="dxa" w:w="4513"/>
             <w:tcBorders>
               <w:top w:val="single" w:color="999999" w:sz="1"/>
               <w:left w:val="single" w:color="999999" w:sz="1"/>
@@ -16058,13 +16080,13 @@
                 <w:sz w:val="22"/>
                 <w:szCs w:val="22"/>
               </w:rPr>
-              <w:t xml:space="preserve">時期</w:t>
+              <w:t xml:space="preserve">カテゴリ</w:t>
             </w:r>
           </w:p>
         </w:tc>
         <w:tc>
           <w:tcPr>
-            <w:tcW w:type="dxa" w:w="3008"/>
+            <w:tcW w:type="dxa" w:w="4513"/>
             <w:tcBorders>
               <w:top w:val="single" w:color="999999" w:sz="1"/>
               <w:left w:val="single" w:color="999999" w:sz="1"/>
@@ -16093,42 +16115,7 @@
                 <w:sz w:val="22"/>
                 <w:szCs w:val="22"/>
               </w:rPr>
-              <w:t xml:space="preserve">マイルストーン</w:t>
-            </w:r>
-          </w:p>
-        </w:tc>
-        <w:tc>
-          <w:tcPr>
-            <w:tcW w:type="dxa" w:w="3008"/>
-            <w:tcBorders>
-              <w:top w:val="single" w:color="999999" w:sz="1"/>
-              <w:left w:val="single" w:color="999999" w:sz="1"/>
-              <w:bottom w:val="single" w:color="999999" w:sz="1"/>
-              <w:right w:val="single" w:color="999999" w:sz="1"/>
-            </w:tcBorders>
-            <w:shd w:fill="D9E2F3" w:color="auto" w:val="clear"/>
-            <w:tcMar>
-              <w:top w:type="dxa" w:w="57"/>
-              <w:left w:type="dxa" w:w="86"/>
-              <w:bottom w:type="dxa" w:w="57"/>
-              <w:right w:type="dxa" w:w="86"/>
-            </w:tcMar>
-          </w:tcPr>
-          <w:p>
-            <w:pPr>
-              <w:spacing w:after="40" w:before="40"/>
-            </w:pPr>
-            <w:r>
-              <w:rPr>
-                <w:rFonts w:ascii="Hiragino Sans W6" w:cs="Hiragino Sans W6" w:eastAsia="Hiragino Sans W6" w:hAnsi="Hiragino Sans W6"/>
-                <w:b/>
-                <w:bCs/>
-                <w:i w:val="false"/>
-                <w:iCs w:val="false"/>
-                <w:sz w:val="22"/>
-                <w:szCs w:val="22"/>
-              </w:rPr>
-              <w:t xml:space="preserve">学んだこと</w:t>
+              <w:t xml:space="preserve">使っているもの</w:t>
             </w:r>
           </w:p>
         </w:tc>
@@ -16136,7 +16123,7 @@
       <w:tr>
         <w:tc>
           <w:tcPr>
-            <w:tcW w:type="dxa" w:w="3008"/>
+            <w:tcW w:type="dxa" w:w="4513"/>
             <w:tcBorders>
               <w:top w:val="single" w:color="999999" w:sz="1"/>
               <w:left w:val="single" w:color="999999" w:sz="1"/>
@@ -16164,13 +16151,13 @@
                 <w:sz w:val="22"/>
                 <w:szCs w:val="22"/>
               </w:rPr>
-              <w:t xml:space="preserve">2025-12</w:t>
+              <w:t xml:space="preserve">プログラミング言語</w:t>
             </w:r>
           </w:p>
         </w:tc>
         <w:tc>
           <w:tcPr>
-            <w:tcW w:type="dxa" w:w="3008"/>
+            <w:tcW w:type="dxa" w:w="4513"/>
             <w:tcBorders>
               <w:top w:val="single" w:color="999999" w:sz="1"/>
               <w:left w:val="single" w:color="999999" w:sz="1"/>
@@ -16198,13 +16185,15 @@
                 <w:sz w:val="22"/>
                 <w:szCs w:val="22"/>
               </w:rPr>
-              <w:t xml:space="preserve">CLI版の原型完成</w:t>
+              <w:t xml:space="preserve">Python</w:t>
             </w:r>
           </w:p>
         </w:tc>
+      </w:tr>
+      <w:tr>
         <w:tc>
           <w:tcPr>
-            <w:tcW w:type="dxa" w:w="3008"/>
+            <w:tcW w:type="dxa" w:w="4513"/>
             <w:tcBorders>
               <w:top w:val="single" w:color="999999" w:sz="1"/>
               <w:left w:val="single" w:color="999999" w:sz="1"/>
@@ -16232,15 +16221,13 @@
                 <w:sz w:val="22"/>
                 <w:szCs w:val="22"/>
               </w:rPr>
-              <w:t xml:space="preserve">とにかく動くもの</w:t>
+              <w:t xml:space="preserve">UIフレームワーク</w:t>
             </w:r>
           </w:p>
         </w:tc>
-      </w:tr>
-      <w:tr>
         <w:tc>
           <w:tcPr>
-            <w:tcW w:type="dxa" w:w="3008"/>
+            <w:tcW w:type="dxa" w:w="4513"/>
             <w:tcBorders>
               <w:top w:val="single" w:color="999999" w:sz="1"/>
               <w:left w:val="single" w:color="999999" w:sz="1"/>
@@ -16268,13 +16255,15 @@
                 <w:sz w:val="22"/>
                 <w:szCs w:val="22"/>
               </w:rPr>
-              <w:t xml:space="preserve">2026-01</w:t>
+              <w:t xml:space="preserve">Streamlit</w:t>
             </w:r>
           </w:p>
         </w:tc>
+      </w:tr>
+      <w:tr>
         <w:tc>
           <w:tcPr>
-            <w:tcW w:type="dxa" w:w="3008"/>
+            <w:tcW w:type="dxa" w:w="4513"/>
             <w:tcBorders>
               <w:top w:val="single" w:color="999999" w:sz="1"/>
               <w:left w:val="single" w:color="999999" w:sz="1"/>
@@ -16302,13 +16291,13 @@
                 <w:sz w:val="22"/>
                 <w:szCs w:val="22"/>
               </w:rPr>
-              <w:t xml:space="preserve">Streamlit版へ移行</w:t>
+              <w:t xml:space="preserve">グラフ描画</w:t>
             </w:r>
           </w:p>
         </w:tc>
         <w:tc>
           <w:tcPr>
-            <w:tcW w:type="dxa" w:w="3008"/>
+            <w:tcW w:type="dxa" w:w="4513"/>
             <w:tcBorders>
               <w:top w:val="single" w:color="999999" w:sz="1"/>
               <w:left w:val="single" w:color="999999" w:sz="1"/>
@@ -16336,7 +16325,7 @@
                 <w:sz w:val="22"/>
                 <w:szCs w:val="22"/>
               </w:rPr>
-              <w:t xml:space="preserve">現場が触れる形の重要性</w:t>
+              <w:t xml:space="preserve">Matplotlib、Plotly</w:t>
             </w:r>
           </w:p>
         </w:tc>
@@ -16344,7 +16333,7 @@
       <w:tr>
         <w:tc>
           <w:tcPr>
-            <w:tcW w:type="dxa" w:w="3008"/>
+            <w:tcW w:type="dxa" w:w="4513"/>
             <w:tcBorders>
               <w:top w:val="single" w:color="999999" w:sz="1"/>
               <w:left w:val="single" w:color="999999" w:sz="1"/>
@@ -16372,13 +16361,13 @@
                 <w:sz w:val="22"/>
                 <w:szCs w:val="22"/>
               </w:rPr>
-              <w:t xml:space="preserve">2026-02</w:t>
+              <w:t xml:space="preserve">データ処理</w:t>
             </w:r>
           </w:p>
         </w:tc>
         <w:tc>
           <w:tcPr>
-            <w:tcW w:type="dxa" w:w="3008"/>
+            <w:tcW w:type="dxa" w:w="4513"/>
             <w:tcBorders>
               <w:top w:val="single" w:color="999999" w:sz="1"/>
               <w:left w:val="single" w:color="999999" w:sz="1"/>
@@ -16406,13 +16395,15 @@
                 <w:sz w:val="22"/>
                 <w:szCs w:val="22"/>
               </w:rPr>
-              <w:t xml:space="preserve">デモ会で反響</w:t>
+              <w:t xml:space="preserve">Pandas、NumPy</w:t>
             </w:r>
           </w:p>
         </w:tc>
+      </w:tr>
+      <w:tr>
         <w:tc>
           <w:tcPr>
-            <w:tcW w:type="dxa" w:w="3008"/>
+            <w:tcW w:type="dxa" w:w="4513"/>
             <w:tcBorders>
               <w:top w:val="single" w:color="999999" w:sz="1"/>
               <w:left w:val="single" w:color="999999" w:sz="1"/>
@@ -16440,15 +16431,13 @@
                 <w:sz w:val="22"/>
                 <w:szCs w:val="22"/>
               </w:rPr>
-              <w:t xml:space="preserve">フィードバックの力</w:t>
+              <w:t xml:space="preserve">データ保存</w:t>
             </w:r>
           </w:p>
         </w:tc>
-      </w:tr>
-      <w:tr>
         <w:tc>
           <w:tcPr>
-            <w:tcW w:type="dxa" w:w="3008"/>
+            <w:tcW w:type="dxa" w:w="4513"/>
             <w:tcBorders>
               <w:top w:val="single" w:color="999999" w:sz="1"/>
               <w:left w:val="single" w:color="999999" w:sz="1"/>
@@ -16476,13 +16465,15 @@
                 <w:sz w:val="22"/>
                 <w:szCs w:val="22"/>
               </w:rPr>
-              <w:t xml:space="preserve">2026-03</w:t>
+              <w:t xml:space="preserve">SQLite、CSV</w:t>
             </w:r>
           </w:p>
         </w:tc>
+      </w:tr>
+      <w:tr>
         <w:tc>
           <w:tcPr>
-            <w:tcW w:type="dxa" w:w="3008"/>
+            <w:tcW w:type="dxa" w:w="4513"/>
             <w:tcBorders>
               <w:top w:val="single" w:color="999999" w:sz="1"/>
               <w:left w:val="single" w:color="999999" w:sz="1"/>
@@ -16510,13 +16501,13 @@
                 <w:sz w:val="22"/>
                 <w:szCs w:val="22"/>
               </w:rPr>
-              <w:t xml:space="preserve">病棟別分析機能</w:t>
+              <w:t xml:space="preserve">バージョン管理</w:t>
             </w:r>
           </w:p>
         </w:tc>
         <w:tc>
           <w:tcPr>
-            <w:tcW w:type="dxa" w:w="3008"/>
+            <w:tcW w:type="dxa" w:w="4513"/>
             <w:tcBorders>
               <w:top w:val="single" w:color="999999" w:sz="1"/>
               <w:left w:val="single" w:color="999999" w:sz="1"/>
@@ -16544,7 +16535,7 @@
                 <w:sz w:val="22"/>
                 <w:szCs w:val="22"/>
               </w:rPr>
-              <w:t xml:space="preserve">現場のリアルなニーズ</w:t>
+              <w:t xml:space="preserve">Git、GitHub</w:t>
             </w:r>
           </w:p>
         </w:tc>
@@ -16552,7 +16543,7 @@
       <w:tr>
         <w:tc>
           <w:tcPr>
-            <w:tcW w:type="dxa" w:w="3008"/>
+            <w:tcW w:type="dxa" w:w="4513"/>
             <w:tcBorders>
               <w:top w:val="single" w:color="999999" w:sz="1"/>
               <w:left w:val="single" w:color="999999" w:sz="1"/>
@@ -16580,13 +16571,13 @@
                 <w:sz w:val="22"/>
                 <w:szCs w:val="22"/>
               </w:rPr>
-              <w:t xml:space="preserve">2026-04</w:t>
+              <w:t xml:space="preserve">デプロイ先</w:t>
             </w:r>
           </w:p>
         </w:tc>
         <w:tc>
           <w:tcPr>
-            <w:tcW w:type="dxa" w:w="3008"/>
+            <w:tcW w:type="dxa" w:w="4513"/>
             <w:tcBorders>
               <w:top w:val="single" w:color="999999" w:sz="1"/>
               <w:left w:val="single" w:color="999999" w:sz="1"/>
@@ -16614,13 +16605,15 @@
                 <w:sz w:val="22"/>
                 <w:szCs w:val="22"/>
               </w:rPr>
-              <w:t xml:space="preserve">全体主義（均等努力）機能</w:t>
+              <w:t xml:space="preserve">Streamlit Cloud</w:t>
             </w:r>
           </w:p>
         </w:tc>
+      </w:tr>
+      <w:tr>
         <w:tc>
           <w:tcPr>
-            <w:tcW w:type="dxa" w:w="3008"/>
+            <w:tcW w:type="dxa" w:w="4513"/>
             <w:tcBorders>
               <w:top w:val="single" w:color="999999" w:sz="1"/>
               <w:left w:val="single" w:color="999999" w:sz="1"/>
@@ -16648,7 +16641,41 @@
                 <w:sz w:val="22"/>
                 <w:szCs w:val="22"/>
               </w:rPr>
-              <w:t xml:space="preserve">チームワークを数字で</w:t>
+              <w:t xml:space="preserve">開発支援</w:t>
+            </w:r>
+          </w:p>
+        </w:tc>
+        <w:tc>
+          <w:tcPr>
+            <w:tcW w:type="dxa" w:w="4513"/>
+            <w:tcBorders>
+              <w:top w:val="single" w:color="999999" w:sz="1"/>
+              <w:left w:val="single" w:color="999999" w:sz="1"/>
+              <w:bottom w:val="single" w:color="999999" w:sz="1"/>
+              <w:right w:val="single" w:color="999999" w:sz="1"/>
+            </w:tcBorders>
+            <w:tcMar>
+              <w:top w:type="dxa" w:w="57"/>
+              <w:left w:type="dxa" w:w="86"/>
+              <w:bottom w:type="dxa" w:w="57"/>
+              <w:right w:type="dxa" w:w="86"/>
+            </w:tcMar>
+          </w:tcPr>
+          <w:p>
+            <w:pPr>
+              <w:spacing w:after="40" w:before="40"/>
+            </w:pPr>
+            <w:r>
+              <w:rPr>
+                <w:rFonts w:ascii="Hiragino Sans W3" w:cs="Hiragino Sans W3" w:eastAsia="Hiragino Sans W3" w:hAnsi="Hiragino Sans W3"/>
+                <w:b w:val="false"/>
+                <w:bCs w:val="false"/>
+                <w:i w:val="false"/>
+                <w:iCs w:val="false"/>
+                <w:sz w:val="22"/>
+                <w:szCs w:val="22"/>
+              </w:rPr>
+              <w:t xml:space="preserve">Claude（AIアシスタント）</w:t>
             </w:r>
           </w:p>
         </w:tc>
@@ -16661,30 +16688,7 @@
     </w:p>
     <w:p>
       <w:pPr>
-        <w:pStyle w:val="Heading2"/>
-        <w:spacing w:after="120" w:before="360"/>
-      </w:pPr>
-      <w:r>
-        <w:rPr>
-          <w:rFonts w:ascii="Hiragino Sans W6" w:cs="Hiragino Sans W6" w:eastAsia="Hiragino Sans W6" w:hAnsi="Hiragino Sans W6"/>
-          <w:b w:val="false"/>
-          <w:bCs w:val="false"/>
-          <w:i w:val="false"/>
-          <w:iCs w:val="false"/>
-          <w:sz w:val="28"/>
-          <w:szCs w:val="28"/>
-        </w:rPr>
-        <w:t xml:space="preserve">使っている技術（参考）</w:t>
-      </w:r>
-    </w:p>
-    <w:p>
-      <w:pPr>
-        <w:pStyle w:val="ListParagraph"/>
-        <w:numPr>
-          <w:ilvl w:val="0"/>
-          <w:numId w:val="3"/>
-        </w:numPr>
-        <w:spacing w:after="40" w:before="40"/>
+        <w:spacing w:after="80" w:before="80"/>
       </w:pPr>
       <w:r>
         <w:rPr>
@@ -16696,756 +16700,19 @@
           <w:sz w:val="22"/>
           <w:szCs w:val="22"/>
         </w:rPr>
-        <w:t xml:space="preserve">言語</w:t>
-      </w:r>
-      <w:r>
-        <w:rPr>
-          <w:rFonts w:ascii="Hiragino Sans W3" w:cs="Hiragino Sans W3" w:eastAsia="Hiragino Sans W3" w:hAnsi="Hiragino Sans W3"/>
-          <w:b w:val="false"/>
-          <w:bCs w:val="false"/>
-          <w:i w:val="false"/>
-          <w:iCs w:val="false"/>
-          <w:sz w:val="22"/>
-          <w:szCs w:val="22"/>
-        </w:rPr>
-        <w:t xml:space="preserve">: Python 3.11</w:t>
-      </w:r>
-    </w:p>
-    <w:p>
-      <w:pPr>
-        <w:pStyle w:val="ListParagraph"/>
-        <w:numPr>
-          <w:ilvl w:val="0"/>
-          <w:numId w:val="3"/>
-        </w:numPr>
-        <w:spacing w:after="40" w:before="40"/>
-      </w:pPr>
-      <w:r>
-        <w:rPr>
-          <w:rFonts w:ascii="Hiragino Sans W3" w:cs="Hiragino Sans W3" w:eastAsia="Hiragino Sans W3" w:hAnsi="Hiragino Sans W3"/>
-          <w:b/>
-          <w:bCs/>
-          <w:i w:val="false"/>
-          <w:iCs w:val="false"/>
-          <w:sz w:val="22"/>
-          <w:szCs w:val="22"/>
-        </w:rPr>
-        <w:t xml:space="preserve">UIフレームワーク</w:t>
-      </w:r>
-      <w:r>
-        <w:rPr>
-          <w:rFonts w:ascii="Hiragino Sans W3" w:cs="Hiragino Sans W3" w:eastAsia="Hiragino Sans W3" w:hAnsi="Hiragino Sans W3"/>
-          <w:b w:val="false"/>
-          <w:bCs w:val="false"/>
-          <w:i w:val="false"/>
-          <w:iCs w:val="false"/>
-          <w:sz w:val="22"/>
-          <w:szCs w:val="22"/>
-        </w:rPr>
-        <w:t xml:space="preserve">: Streamlit</w:t>
-      </w:r>
-    </w:p>
-    <w:p>
-      <w:pPr>
-        <w:pStyle w:val="ListParagraph"/>
-        <w:numPr>
-          <w:ilvl w:val="0"/>
-          <w:numId w:val="3"/>
-        </w:numPr>
-        <w:spacing w:after="40" w:before="40"/>
-      </w:pPr>
-      <w:r>
-        <w:rPr>
-          <w:rFonts w:ascii="Hiragino Sans W3" w:cs="Hiragino Sans W3" w:eastAsia="Hiragino Sans W3" w:hAnsi="Hiragino Sans W3"/>
-          <w:b/>
-          <w:bCs/>
-          <w:i w:val="false"/>
-          <w:iCs w:val="false"/>
-          <w:sz w:val="22"/>
-          <w:szCs w:val="22"/>
-        </w:rPr>
-        <w:t xml:space="preserve">グラフ</w:t>
-      </w:r>
-      <w:r>
-        <w:rPr>
-          <w:rFonts w:ascii="Hiragino Sans W3" w:cs="Hiragino Sans W3" w:eastAsia="Hiragino Sans W3" w:hAnsi="Hiragino Sans W3"/>
-          <w:b w:val="false"/>
-          <w:bCs w:val="false"/>
-          <w:i w:val="false"/>
-          <w:iCs w:val="false"/>
-          <w:sz w:val="22"/>
-          <w:szCs w:val="22"/>
-        </w:rPr>
-        <w:t xml:space="preserve">: Matplotlib、Plotly</w:t>
-      </w:r>
-    </w:p>
-    <w:p>
-      <w:pPr>
-        <w:pStyle w:val="ListParagraph"/>
-        <w:numPr>
-          <w:ilvl w:val="0"/>
-          <w:numId w:val="3"/>
-        </w:numPr>
-        <w:spacing w:after="40" w:before="40"/>
-      </w:pPr>
-      <w:r>
-        <w:rPr>
-          <w:rFonts w:ascii="Hiragino Sans W3" w:cs="Hiragino Sans W3" w:eastAsia="Hiragino Sans W3" w:hAnsi="Hiragino Sans W3"/>
-          <w:b/>
-          <w:bCs/>
-          <w:i w:val="false"/>
-          <w:iCs w:val="false"/>
-          <w:sz w:val="22"/>
-          <w:szCs w:val="22"/>
-        </w:rPr>
-        <w:t xml:space="preserve">データ処理</w:t>
-      </w:r>
-      <w:r>
-        <w:rPr>
-          <w:rFonts w:ascii="Hiragino Sans W3" w:cs="Hiragino Sans W3" w:eastAsia="Hiragino Sans W3" w:hAnsi="Hiragino Sans W3"/>
-          <w:b w:val="false"/>
-          <w:bCs w:val="false"/>
-          <w:i w:val="false"/>
-          <w:iCs w:val="false"/>
-          <w:sz w:val="22"/>
-          <w:szCs w:val="22"/>
-        </w:rPr>
-        <w:t xml:space="preserve">: Pandas、NumPy</w:t>
-      </w:r>
-    </w:p>
-    <w:p>
-      <w:pPr>
-        <w:pStyle w:val="ListParagraph"/>
-        <w:numPr>
-          <w:ilvl w:val="0"/>
-          <w:numId w:val="3"/>
-        </w:numPr>
-        <w:spacing w:after="40" w:before="40"/>
-      </w:pPr>
-      <w:r>
-        <w:rPr>
-          <w:rFonts w:ascii="Hiragino Sans W3" w:cs="Hiragino Sans W3" w:eastAsia="Hiragino Sans W3" w:hAnsi="Hiragino Sans W3"/>
-          <w:b/>
-          <w:bCs/>
-          <w:i w:val="false"/>
-          <w:iCs w:val="false"/>
-          <w:sz w:val="22"/>
-          <w:szCs w:val="22"/>
-        </w:rPr>
-        <w:t xml:space="preserve">データ保存</w:t>
-      </w:r>
-      <w:r>
-        <w:rPr>
-          <w:rFonts w:ascii="Hiragino Sans W3" w:cs="Hiragino Sans W3" w:eastAsia="Hiragino Sans W3" w:hAnsi="Hiragino Sans W3"/>
-          <w:b w:val="false"/>
-          <w:bCs w:val="false"/>
-          <w:i w:val="false"/>
-          <w:iCs w:val="false"/>
-          <w:sz w:val="22"/>
-          <w:szCs w:val="22"/>
-        </w:rPr>
-        <w:t xml:space="preserve">: SQLite</w:t>
-      </w:r>
-    </w:p>
-    <w:p>
-      <w:pPr>
-        <w:pStyle w:val="ListParagraph"/>
-        <w:numPr>
-          <w:ilvl w:val="0"/>
-          <w:numId w:val="3"/>
-        </w:numPr>
-        <w:spacing w:after="40" w:before="40"/>
-      </w:pPr>
-      <w:r>
-        <w:rPr>
-          <w:rFonts w:ascii="Hiragino Sans W3" w:cs="Hiragino Sans W3" w:eastAsia="Hiragino Sans W3" w:hAnsi="Hiragino Sans W3"/>
-          <w:b/>
-          <w:bCs/>
-          <w:i w:val="false"/>
-          <w:iCs w:val="false"/>
-          <w:sz w:val="22"/>
-          <w:szCs w:val="22"/>
-        </w:rPr>
-        <w:t xml:space="preserve">バージョン管理</w:t>
-      </w:r>
-      <w:r>
-        <w:rPr>
-          <w:rFonts w:ascii="Hiragino Sans W3" w:cs="Hiragino Sans W3" w:eastAsia="Hiragino Sans W3" w:hAnsi="Hiragino Sans W3"/>
-          <w:b w:val="false"/>
-          <w:bCs w:val="false"/>
-          <w:i w:val="false"/>
-          <w:iCs w:val="false"/>
-          <w:sz w:val="22"/>
-          <w:szCs w:val="22"/>
-        </w:rPr>
-        <w:t xml:space="preserve">: Git、GitHub</w:t>
-      </w:r>
-    </w:p>
-    <w:p>
-      <w:pPr>
-        <w:pStyle w:val="ListParagraph"/>
-        <w:numPr>
-          <w:ilvl w:val="0"/>
-          <w:numId w:val="3"/>
-        </w:numPr>
-        <w:spacing w:after="40" w:before="40"/>
-      </w:pPr>
-      <w:r>
-        <w:rPr>
-          <w:rFonts w:ascii="Hiragino Sans W3" w:cs="Hiragino Sans W3" w:eastAsia="Hiragino Sans W3" w:hAnsi="Hiragino Sans W3"/>
-          <w:b/>
-          <w:bCs/>
-          <w:i w:val="false"/>
-          <w:iCs w:val="false"/>
-          <w:sz w:val="22"/>
-          <w:szCs w:val="22"/>
-        </w:rPr>
-        <w:t xml:space="preserve">デプロイ</w:t>
-      </w:r>
-      <w:r>
-        <w:rPr>
-          <w:rFonts w:ascii="Hiragino Sans W3" w:cs="Hiragino Sans W3" w:eastAsia="Hiragino Sans W3" w:hAnsi="Hiragino Sans W3"/>
-          <w:b w:val="false"/>
-          <w:bCs w:val="false"/>
-          <w:i w:val="false"/>
-          <w:iCs w:val="false"/>
-          <w:sz w:val="22"/>
-          <w:szCs w:val="22"/>
-        </w:rPr>
-        <w:t xml:space="preserve">: Streamlit Cloud（無料）</w:t>
-      </w:r>
-    </w:p>
-    <w:p>
-      <w:pPr>
-        <w:pStyle w:val="ListParagraph"/>
-        <w:numPr>
-          <w:ilvl w:val="0"/>
-          <w:numId w:val="3"/>
-        </w:numPr>
-        <w:spacing w:after="40" w:before="40"/>
-      </w:pPr>
-      <w:r>
-        <w:rPr>
-          <w:rFonts w:ascii="Hiragino Sans W3" w:cs="Hiragino Sans W3" w:eastAsia="Hiragino Sans W3" w:hAnsi="Hiragino Sans W3"/>
-          <w:b/>
-          <w:bCs/>
-          <w:i w:val="false"/>
-          <w:iCs w:val="false"/>
-          <w:sz w:val="22"/>
-          <w:szCs w:val="22"/>
-        </w:rPr>
-        <w:t xml:space="preserve">AI開発支援</w:t>
-      </w:r>
-      <w:r>
-        <w:rPr>
-          <w:rFonts w:ascii="Hiragino Sans W3" w:cs="Hiragino Sans W3" w:eastAsia="Hiragino Sans W3" w:hAnsi="Hiragino Sans W3"/>
-          <w:b w:val="false"/>
-          <w:bCs w:val="false"/>
-          <w:i w:val="false"/>
-          <w:iCs w:val="false"/>
-          <w:sz w:val="22"/>
-          <w:szCs w:val="22"/>
-        </w:rPr>
-        <w:t xml:space="preserve">: Claude Code</w:t>
-      </w:r>
-    </w:p>
-    <w:p>
-      <w:pPr>
-        <w:pStyle w:val="Heading2"/>
-        <w:spacing w:after="120" w:before="360"/>
-      </w:pPr>
-      <w:r>
-        <w:rPr>
-          <w:rFonts w:ascii="Hiragino Sans W6" w:cs="Hiragino Sans W6" w:eastAsia="Hiragino Sans W6" w:hAnsi="Hiragino Sans W6"/>
-          <w:b w:val="false"/>
-          <w:bCs w:val="false"/>
-          <w:i w:val="false"/>
-          <w:iCs w:val="false"/>
-          <w:sz w:val="28"/>
-          <w:szCs w:val="28"/>
-        </w:rPr>
-        <w:t xml:space="preserve">ファイル構成（抜粋）</w:t>
-      </w:r>
-    </w:p>
-    <w:p>
-      <w:pPr>
-        <w:shd w:fill="F2F2F2" w:color="auto" w:val="clear"/>
-        <w:spacing w:after="20" w:before="20"/>
-        <w:ind w:left="431"/>
-      </w:pPr>
-      <w:r>
-        <w:rPr>
-          <w:rFonts w:ascii="Courier New" w:cs="Courier New" w:eastAsia="Courier New" w:hAnsi="Courier New"/>
-          <w:sz w:val="18"/>
-          <w:szCs w:val="18"/>
-        </w:rPr>
-        <w:t xml:space="preserve">bed-control-simulator/</w:t>
-      </w:r>
-    </w:p>
-    <w:p>
-      <w:pPr>
-        <w:shd w:fill="F2F2F2" w:color="auto" w:val="clear"/>
-        <w:spacing w:after="20" w:before="20"/>
-        <w:ind w:left="431"/>
-      </w:pPr>
-      <w:r>
-        <w:rPr>
-          <w:rFonts w:ascii="Courier New" w:cs="Courier New" w:eastAsia="Courier New" w:hAnsi="Courier New"/>
-          <w:sz w:val="18"/>
-          <w:szCs w:val="18"/>
-        </w:rPr>
-        <w:t xml:space="preserve">├── scripts/</w:t>
-      </w:r>
-    </w:p>
-    <w:p>
-      <w:pPr>
-        <w:shd w:fill="F2F2F2" w:color="auto" w:val="clear"/>
-        <w:spacing w:after="20" w:before="20"/>
-        <w:ind w:left="431"/>
-      </w:pPr>
-      <w:r>
-        <w:rPr>
-          <w:rFonts w:ascii="Courier New" w:cs="Courier New" w:eastAsia="Courier New" w:hAnsi="Courier New"/>
-          <w:sz w:val="18"/>
-          <w:szCs w:val="18"/>
-        </w:rPr>
-        <w:t xml:space="preserve">│   ├── bed_control_simulator_app.py  ← メインアプリ</w:t>
-      </w:r>
-    </w:p>
-    <w:p>
-      <w:pPr>
-        <w:shd w:fill="F2F2F2" w:color="auto" w:val="clear"/>
-        <w:spacing w:after="20" w:before="20"/>
-        <w:ind w:left="431"/>
-      </w:pPr>
-      <w:r>
-        <w:rPr>
-          <w:rFonts w:ascii="Courier New" w:cs="Courier New" w:eastAsia="Courier New" w:hAnsi="Courier New"/>
-          <w:sz w:val="18"/>
-          <w:szCs w:val="18"/>
-        </w:rPr>
-        <w:t xml:space="preserve">│   ├── bed_data_manager.py            ← データ管理</w:t>
-      </w:r>
-    </w:p>
-    <w:p>
-      <w:pPr>
-        <w:shd w:fill="F2F2F2" w:color="auto" w:val="clear"/>
-        <w:spacing w:after="20" w:before="20"/>
-        <w:ind w:left="431"/>
-      </w:pPr>
-      <w:r>
-        <w:rPr>
-          <w:rFonts w:ascii="Courier New" w:cs="Courier New" w:eastAsia="Courier New" w:hAnsi="Courier New"/>
-          <w:sz w:val="18"/>
-          <w:szCs w:val="18"/>
-        </w:rPr>
-        <w:t xml:space="preserve">│   ├── help_content.py                ← ヘルプテキスト</w:t>
-      </w:r>
-    </w:p>
-    <w:p>
-      <w:pPr>
-        <w:shd w:fill="F2F2F2" w:color="auto" w:val="clear"/>
-        <w:spacing w:after="20" w:before="20"/>
-        <w:ind w:left="431"/>
-      </w:pPr>
-      <w:r>
-        <w:rPr>
-          <w:rFonts w:ascii="Courier New" w:cs="Courier New" w:eastAsia="Courier New" w:hAnsi="Courier New"/>
-          <w:sz w:val="18"/>
-          <w:szCs w:val="18"/>
-        </w:rPr>
-        <w:t xml:space="preserve">│   └── hooks/</w:t>
-      </w:r>
-    </w:p>
-    <w:p>
-      <w:pPr>
-        <w:shd w:fill="F2F2F2" w:color="auto" w:val="clear"/>
-        <w:spacing w:after="20" w:before="20"/>
-        <w:ind w:left="431"/>
-      </w:pPr>
-      <w:r>
-        <w:rPr>
-          <w:rFonts w:ascii="Courier New" w:cs="Courier New" w:eastAsia="Courier New" w:hAnsi="Courier New"/>
-          <w:sz w:val="18"/>
-          <w:szCs w:val="18"/>
-        </w:rPr>
-        <w:t xml:space="preserve">│       ├── smoke_test.py              ← スモークテスト</w:t>
-      </w:r>
-    </w:p>
-    <w:p>
-      <w:pPr>
-        <w:shd w:fill="F2F2F2" w:color="auto" w:val="clear"/>
-        <w:spacing w:after="20" w:before="20"/>
-        <w:ind w:left="431"/>
-      </w:pPr>
-      <w:r>
-        <w:rPr>
-          <w:rFonts w:ascii="Courier New" w:cs="Courier New" w:eastAsia="Courier New" w:hAnsi="Courier New"/>
-          <w:sz w:val="18"/>
-          <w:szCs w:val="18"/>
-        </w:rPr>
-        <w:t xml:space="preserve">│       └── qa-precommit.sh            ← コミット前チェック</w:t>
-      </w:r>
-    </w:p>
-    <w:p>
-      <w:pPr>
-        <w:shd w:fill="F2F2F2" w:color="auto" w:val="clear"/>
-        <w:spacing w:after="20" w:before="20"/>
-        <w:ind w:left="431"/>
-      </w:pPr>
-      <w:r>
-        <w:rPr>
-          <w:rFonts w:ascii="Courier New" w:cs="Courier New" w:eastAsia="Courier New" w:hAnsi="Courier New"/>
-          <w:sz w:val="18"/>
-          <w:szCs w:val="18"/>
-        </w:rPr>
-        <w:t xml:space="preserve">├── data/</w:t>
-      </w:r>
-    </w:p>
-    <w:p>
-      <w:pPr>
-        <w:shd w:fill="F2F2F2" w:color="auto" w:val="clear"/>
-        <w:spacing w:after="20" w:before="20"/>
-        <w:ind w:left="431"/>
-      </w:pPr>
-      <w:r>
-        <w:rPr>
-          <w:rFonts w:ascii="Courier New" w:cs="Courier New" w:eastAsia="Courier New" w:hAnsi="Courier New"/>
-          <w:sz w:val="18"/>
-          <w:szCs w:val="18"/>
-        </w:rPr>
-        <w:t xml:space="preserve">│   └── sample_actual_data_ward_202604.csv  ← デモデータ</w:t>
-      </w:r>
-    </w:p>
-    <w:p>
-      <w:pPr>
-        <w:shd w:fill="F2F2F2" w:color="auto" w:val="clear"/>
-        <w:spacing w:after="20" w:before="20"/>
-        <w:ind w:left="431"/>
-      </w:pPr>
-      <w:r>
-        <w:rPr>
-          <w:rFonts w:ascii="Courier New" w:cs="Courier New" w:eastAsia="Courier New" w:hAnsi="Courier New"/>
-          <w:sz w:val="18"/>
-          <w:szCs w:val="18"/>
-        </w:rPr>
-        <w:t xml:space="preserve">├── docs/</w:t>
-      </w:r>
-    </w:p>
-    <w:p>
-      <w:pPr>
-        <w:shd w:fill="F2F2F2" w:color="auto" w:val="clear"/>
-        <w:spacing w:after="20" w:before="20"/>
-        <w:ind w:left="431"/>
-      </w:pPr>
-      <w:r>
-        <w:rPr>
-          <w:rFonts w:ascii="Courier New" w:cs="Courier New" w:eastAsia="Courier New" w:hAnsi="Courier New"/>
-          <w:sz w:val="18"/>
-          <w:szCs w:val="18"/>
-        </w:rPr>
-        <w:t xml:space="preserve">│   └── admin/</w:t>
-      </w:r>
-    </w:p>
-    <w:p>
-      <w:pPr>
-        <w:shd w:fill="F2F2F2" w:color="auto" w:val="clear"/>
-        <w:spacing w:after="20" w:before="20"/>
-        <w:ind w:left="431"/>
-      </w:pPr>
-      <w:r>
-        <w:rPr>
-          <w:rFonts w:ascii="Courier New" w:cs="Courier New" w:eastAsia="Courier New" w:hAnsi="Courier New"/>
-          <w:sz w:val="18"/>
-          <w:szCs w:val="18"/>
-        </w:rPr>
-        <w:t xml:space="preserve">│       ├── BedControl_Manual_v3.md    ← マニュアル</w:t>
-      </w:r>
-    </w:p>
-    <w:p>
-      <w:pPr>
-        <w:shd w:fill="F2F2F2" w:color="auto" w:val="clear"/>
-        <w:spacing w:after="20" w:before="20"/>
-        <w:ind w:left="431"/>
-      </w:pPr>
-      <w:r>
-        <w:rPr>
-          <w:rFonts w:ascii="Courier New" w:cs="Courier New" w:eastAsia="Courier New" w:hAnsi="Courier New"/>
-          <w:sz w:val="18"/>
-          <w:szCs w:val="18"/>
-        </w:rPr>
-        <w:t xml:space="preserve">│       └── ...</w:t>
-      </w:r>
-    </w:p>
-    <w:p>
-      <w:pPr>
-        <w:shd w:fill="F2F2F2" w:color="auto" w:val="clear"/>
-        <w:spacing w:after="20" w:before="20"/>
-        <w:ind w:left="431"/>
-      </w:pPr>
-      <w:r>
-        <w:rPr>
-          <w:rFonts w:ascii="Courier New" w:cs="Courier New" w:eastAsia="Courier New" w:hAnsi="Courier New"/>
-          <w:sz w:val="18"/>
-          <w:szCs w:val="18"/>
-        </w:rPr>
-        <w:t xml:space="preserve">└── CLAUDE.md  ← AIへの指示書</w:t>
-      </w:r>
-    </w:p>
-    <w:p>
-      <w:pPr>
-        <w:pStyle w:val="Heading2"/>
-        <w:spacing w:after="120" w:before="360"/>
-      </w:pPr>
-      <w:r>
-        <w:rPr>
-          <w:rFonts w:ascii="Hiragino Sans W6" w:cs="Hiragino Sans W6" w:eastAsia="Hiragino Sans W6" w:hAnsi="Hiragino Sans W6"/>
-          <w:b w:val="false"/>
-          <w:bCs w:val="false"/>
-          <w:i w:val="false"/>
-          <w:iCs w:val="false"/>
-          <w:sz w:val="28"/>
-          <w:szCs w:val="28"/>
-        </w:rPr>
-        <w:t xml:space="preserve">現場への導入プロセス</w:t>
-      </w:r>
-    </w:p>
-    <w:p>
-      <w:pPr>
-        <w:pStyle w:val="ListParagraph"/>
-        <w:numPr>
-          <w:ilvl w:val="0"/>
-          <w:numId w:val="2"/>
-        </w:numPr>
-        <w:spacing w:after="40" w:before="40"/>
-      </w:pPr>
-      <w:r>
-        <w:rPr>
-          <w:rFonts w:ascii="Hiragino Sans W3" w:cs="Hiragino Sans W3" w:eastAsia="Hiragino Sans W3" w:hAnsi="Hiragino Sans W3"/>
-          <w:b/>
-          <w:bCs/>
-          <w:i w:val="false"/>
-          <w:iCs w:val="false"/>
-          <w:sz w:val="22"/>
-          <w:szCs w:val="22"/>
-        </w:rPr>
-        <w:t xml:space="preserve">第1週</w:t>
-      </w:r>
-      <w:r>
-        <w:rPr>
-          <w:rFonts w:ascii="Hiragino Sans W3" w:cs="Hiragino Sans W3" w:eastAsia="Hiragino Sans W3" w:hAnsi="Hiragino Sans W3"/>
-          <w:b w:val="false"/>
-          <w:bCs w:val="false"/>
-          <w:i w:val="false"/>
-          <w:iCs w:val="false"/>
-          <w:sz w:val="22"/>
-          <w:szCs w:val="22"/>
-        </w:rPr>
-        <w:t xml:space="preserve">: 副院長が自分で試作</w:t>
-      </w:r>
-    </w:p>
-    <w:p>
-      <w:pPr>
-        <w:pStyle w:val="ListParagraph"/>
-        <w:numPr>
-          <w:ilvl w:val="0"/>
-          <w:numId w:val="2"/>
-        </w:numPr>
-        <w:spacing w:after="40" w:before="40"/>
-      </w:pPr>
-      <w:r>
-        <w:rPr>
-          <w:rFonts w:ascii="Hiragino Sans W3" w:cs="Hiragino Sans W3" w:eastAsia="Hiragino Sans W3" w:hAnsi="Hiragino Sans W3"/>
-          <w:b/>
-          <w:bCs/>
-          <w:i w:val="false"/>
-          <w:iCs w:val="false"/>
-          <w:sz w:val="22"/>
-          <w:szCs w:val="22"/>
-        </w:rPr>
-        <w:t xml:space="preserve">第2週</w:t>
-      </w:r>
-      <w:r>
-        <w:rPr>
-          <w:rFonts w:ascii="Hiragino Sans W3" w:cs="Hiragino Sans W3" w:eastAsia="Hiragino Sans W3" w:hAnsi="Hiragino Sans W3"/>
-          <w:b w:val="false"/>
-          <w:bCs w:val="false"/>
-          <w:i w:val="false"/>
-          <w:iCs w:val="false"/>
-          <w:sz w:val="22"/>
-          <w:szCs w:val="22"/>
-        </w:rPr>
-        <w:t xml:space="preserve">: 師長会で概要を紹介</w:t>
-      </w:r>
-    </w:p>
-    <w:p>
-      <w:pPr>
-        <w:pStyle w:val="ListParagraph"/>
-        <w:numPr>
-          <w:ilvl w:val="0"/>
-          <w:numId w:val="2"/>
-        </w:numPr>
-        <w:spacing w:after="40" w:before="40"/>
-      </w:pPr>
-      <w:r>
-        <w:rPr>
-          <w:rFonts w:ascii="Hiragino Sans W3" w:cs="Hiragino Sans W3" w:eastAsia="Hiragino Sans W3" w:hAnsi="Hiragino Sans W3"/>
-          <w:b/>
-          <w:bCs/>
-          <w:i w:val="false"/>
-          <w:iCs w:val="false"/>
-          <w:sz w:val="22"/>
-          <w:szCs w:val="22"/>
-        </w:rPr>
-        <w:t xml:space="preserve">第3〜4週</w:t>
-      </w:r>
-      <w:r>
-        <w:rPr>
-          <w:rFonts w:ascii="Hiragino Sans W3" w:cs="Hiragino Sans W3" w:eastAsia="Hiragino Sans W3" w:hAnsi="Hiragino Sans W3"/>
-          <w:b w:val="false"/>
-          <w:bCs w:val="false"/>
-          <w:i w:val="false"/>
-          <w:iCs w:val="false"/>
-          <w:sz w:val="22"/>
-          <w:szCs w:val="22"/>
-        </w:rPr>
-        <w:t xml:space="preserve">: ベッドコントローラーに渡してパイロット運用</w:t>
-      </w:r>
-    </w:p>
-    <w:p>
-      <w:pPr>
-        <w:pStyle w:val="ListParagraph"/>
-        <w:numPr>
-          <w:ilvl w:val="0"/>
-          <w:numId w:val="2"/>
-        </w:numPr>
-        <w:spacing w:after="40" w:before="40"/>
-      </w:pPr>
-      <w:r>
-        <w:rPr>
-          <w:rFonts w:ascii="Hiragino Sans W3" w:cs="Hiragino Sans W3" w:eastAsia="Hiragino Sans W3" w:hAnsi="Hiragino Sans W3"/>
-          <w:b/>
-          <w:bCs/>
-          <w:i w:val="false"/>
-          <w:iCs w:val="false"/>
-          <w:sz w:val="22"/>
-          <w:szCs w:val="22"/>
-        </w:rPr>
-        <w:t xml:space="preserve">第5〜8週</w:t>
-      </w:r>
-      <w:r>
-        <w:rPr>
-          <w:rFonts w:ascii="Hiragino Sans W3" w:cs="Hiragino Sans W3" w:eastAsia="Hiragino Sans W3" w:hAnsi="Hiragino Sans W3"/>
-          <w:b w:val="false"/>
-          <w:bCs w:val="false"/>
-          <w:i w:val="false"/>
-          <w:iCs w:val="false"/>
-          <w:sz w:val="22"/>
-          <w:szCs w:val="22"/>
-        </w:rPr>
-        <w:t xml:space="preserve">: フィードバックを元に毎週改善</w:t>
-      </w:r>
-    </w:p>
-    <w:p>
-      <w:pPr>
-        <w:pStyle w:val="ListParagraph"/>
-        <w:numPr>
-          <w:ilvl w:val="0"/>
-          <w:numId w:val="2"/>
-        </w:numPr>
-        <w:spacing w:after="40" w:before="40"/>
-      </w:pPr>
-      <w:r>
-        <w:rPr>
-          <w:rFonts w:ascii="Hiragino Sans W3" w:cs="Hiragino Sans W3" w:eastAsia="Hiragino Sans W3" w:hAnsi="Hiragino Sans W3"/>
-          <w:b/>
-          <w:bCs/>
-          <w:i w:val="false"/>
-          <w:iCs w:val="false"/>
-          <w:sz w:val="22"/>
-          <w:szCs w:val="22"/>
-        </w:rPr>
-        <w:t xml:space="preserve">第3ヶ月</w:t>
-      </w:r>
-      <w:r>
-        <w:rPr>
-          <w:rFonts w:ascii="Hiragino Sans W3" w:cs="Hiragino Sans W3" w:eastAsia="Hiragino Sans W3" w:hAnsi="Hiragino Sans W3"/>
-          <w:b w:val="false"/>
-          <w:bCs w:val="false"/>
-          <w:i w:val="false"/>
-          <w:iCs w:val="false"/>
-          <w:sz w:val="22"/>
-          <w:szCs w:val="22"/>
-        </w:rPr>
-        <w:t xml:space="preserve">: 病棟会議で全員に紹介</w:t>
-      </w:r>
-    </w:p>
-    <w:p>
-      <w:pPr>
-        <w:pStyle w:val="ListParagraph"/>
-        <w:numPr>
-          <w:ilvl w:val="0"/>
-          <w:numId w:val="2"/>
-        </w:numPr>
-        <w:spacing w:after="40" w:before="40"/>
-      </w:pPr>
-      <w:r>
-        <w:rPr>
-          <w:rFonts w:ascii="Hiragino Sans W3" w:cs="Hiragino Sans W3" w:eastAsia="Hiragino Sans W3" w:hAnsi="Hiragino Sans W3"/>
-          <w:b/>
-          <w:bCs/>
-          <w:i w:val="false"/>
-          <w:iCs w:val="false"/>
-          <w:sz w:val="22"/>
-          <w:szCs w:val="22"/>
-        </w:rPr>
-        <w:t xml:space="preserve">第4ヶ月</w:t>
-      </w:r>
-      <w:r>
-        <w:rPr>
-          <w:rFonts w:ascii="Hiragino Sans W3" w:cs="Hiragino Sans W3" w:eastAsia="Hiragino Sans W3" w:hAnsi="Hiragino Sans W3"/>
-          <w:b w:val="false"/>
-          <w:bCs w:val="false"/>
-          <w:i w:val="false"/>
-          <w:iCs w:val="false"/>
-          <w:sz w:val="22"/>
-          <w:szCs w:val="22"/>
-        </w:rPr>
-        <w:t xml:space="preserve">: 経営会議で成果報告、継続承認</w:t>
-      </w:r>
-    </w:p>
-    <w:p>
-      <w:pPr>
-        <w:pStyle w:val="ListParagraph"/>
-        <w:numPr>
-          <w:ilvl w:val="0"/>
-          <w:numId w:val="2"/>
-        </w:numPr>
-        <w:spacing w:after="40" w:before="40"/>
-      </w:pPr>
-      <w:r>
-        <w:rPr>
-          <w:rFonts w:ascii="Hiragino Sans W3" w:cs="Hiragino Sans W3" w:eastAsia="Hiragino Sans W3" w:hAnsi="Hiragino Sans W3"/>
-          <w:b/>
-          <w:bCs/>
-          <w:i w:val="false"/>
-          <w:iCs w:val="false"/>
-          <w:sz w:val="22"/>
-          <w:szCs w:val="22"/>
-        </w:rPr>
-        <w:t xml:space="preserve">第6ヶ月</w:t>
-      </w:r>
-      <w:r>
-        <w:rPr>
-          <w:rFonts w:ascii="Hiragino Sans W3" w:cs="Hiragino Sans W3" w:eastAsia="Hiragino Sans W3" w:hAnsi="Hiragino Sans W3"/>
-          <w:b w:val="false"/>
-          <w:bCs w:val="false"/>
-          <w:i w:val="false"/>
-          <w:iCs w:val="false"/>
-          <w:sz w:val="22"/>
-          <w:szCs w:val="22"/>
-        </w:rPr>
-        <w:t xml:space="preserve">: 地域の他病院からも問い合わせが来始める</w:t>
+        <w:t xml:space="preserve">ポイント:</w:t>
+      </w:r>
+      <w:r>
+        <w:rPr>
+          <w:rFonts w:ascii="Hiragino Sans W3" w:cs="Hiragino Sans W3" w:eastAsia="Hiragino Sans W3" w:hAnsi="Hiragino Sans W3"/>
+          <w:b w:val="false"/>
+          <w:bCs w:val="false"/>
+          <w:i w:val="false"/>
+          <w:iCs w:val="false"/>
+          <w:sz w:val="22"/>
+          <w:szCs w:val="22"/>
+        </w:rPr>
+        <w:t xml:space="preserve"> 特別な技術は何も使っていません。本マニュアルの手順で揃えられるものだけです。</w:t>
       </w:r>
     </w:p>
     <w:p>
